--- a/referent/Block-3-Selbststudium-Woche-7-Programmiertechniken.docx
+++ b/referent/Block-3-Selbststudium-Woche-7-Programmiertechniken.docx
@@ -1,6 +1,6 @@
 
 <file path=word/document.xml><?xml version="1.0" encoding="utf-8"?>
-<w:document xmlns:wpc="http://schemas.microsoft.com/office/word/2010/wordprocessingCanvas" xmlns:cx="http://schemas.microsoft.com/office/drawing/2014/chartex" xmlns:cx1="http://schemas.microsoft.com/office/drawing/2015/9/8/chartex" xmlns:cx2="http://schemas.microsoft.com/office/drawing/2015/10/21/chartex" xmlns:cx3="http://schemas.microsoft.com/office/drawing/2016/5/9/chartex" xmlns:cx4="http://schemas.microsoft.com/office/drawing/2016/5/10/chartex" xmlns:cx5="http://schemas.microsoft.com/office/drawing/2016/5/11/chartex" xmlns:cx6="http://schemas.microsoft.com/office/drawing/2016/5/12/chartex" xmlns:cx7="http://schemas.microsoft.com/office/drawing/2016/5/13/chartex" xmlns:cx8="http://schemas.microsoft.com/office/drawing/2016/5/14/chartex" xmlns:mc="http://schemas.openxmlformats.org/markup-compatibility/2006" xmlns:aink="http://schemas.microsoft.com/office/drawing/2016/ink" xmlns:am3d="http://schemas.microsoft.com/office/drawing/2017/model3d" xmlns:o="urn:schemas-microsoft-com:office:office" xmlns:oel="http://schemas.microsoft.com/office/2019/extlst" xmlns:r="http://schemas.openxmlformats.org/officeDocument/2006/relationships" xmlns:m="http://schemas.openxmlformats.org/officeDocument/2006/math" xmlns:v="urn:schemas-microsoft-com:vml" xmlns:wp14="http://schemas.microsoft.com/office/word/2010/wordprocessingDrawing" xmlns:wp="http://schemas.openxmlformats.org/drawingml/2006/wordprocessingDrawing" xmlns:w10="urn:schemas-microsoft-com:office:word" xmlns:w="http://schemas.openxmlformats.org/wordprocessingml/2006/main" xmlns:w14="http://schemas.microsoft.com/office/word/2010/wordml" xmlns:w15="http://schemas.microsoft.com/office/word/2012/wordml" xmlns:w16cex="http://schemas.microsoft.com/office/word/2018/wordml/cex" xmlns:w16cid="http://schemas.microsoft.com/office/word/2016/wordml/cid" xmlns:w16="http://schemas.microsoft.com/office/word/2018/wordml" xmlns:w16du="http://schemas.microsoft.com/office/word/2023/wordml/word16du" xmlns:w16sdtdh="http://schemas.microsoft.com/office/word/2020/wordml/sdtdatahash" xmlns:w16se="http://schemas.microsoft.com/office/word/2015/wordml/symex" xmlns:wpg="http://schemas.microsoft.com/office/word/2010/wordprocessingGroup" xmlns:wpi="http://schemas.microsoft.com/office/word/2010/wordprocessingInk" xmlns:wne="http://schemas.microsoft.com/office/word/2006/wordml" xmlns:wps="http://schemas.microsoft.com/office/word/2010/wordprocessingShape" mc:Ignorable="w14 w15 w16se w16cid w16 w16cex w16sdtdh w16du wp14">
+<w:document xmlns:wpc="http://schemas.microsoft.com/office/word/2010/wordprocessingCanvas" xmlns:cx="http://schemas.microsoft.com/office/drawing/2014/chartex" xmlns:cx1="http://schemas.microsoft.com/office/drawing/2015/9/8/chartex" xmlns:cx2="http://schemas.microsoft.com/office/drawing/2015/10/21/chartex" xmlns:cx3="http://schemas.microsoft.com/office/drawing/2016/5/9/chartex" xmlns:cx4="http://schemas.microsoft.com/office/drawing/2016/5/10/chartex" xmlns:cx5="http://schemas.microsoft.com/office/drawing/2016/5/11/chartex" xmlns:cx6="http://schemas.microsoft.com/office/drawing/2016/5/12/chartex" xmlns:cx7="http://schemas.microsoft.com/office/drawing/2016/5/13/chartex" xmlns:cx8="http://schemas.microsoft.com/office/drawing/2016/5/14/chartex" xmlns:mc="http://schemas.openxmlformats.org/markup-compatibility/2006" xmlns:aink="http://schemas.microsoft.com/office/drawing/2016/ink" xmlns:am3d="http://schemas.microsoft.com/office/drawing/2017/model3d" xmlns:o="urn:schemas-microsoft-com:office:office" xmlns:oel="http://schemas.microsoft.com/office/2019/extlst" xmlns:r="http://schemas.openxmlformats.org/officeDocument/2006/relationships" xmlns:m="http://schemas.openxmlformats.org/officeDocument/2006/math" xmlns:v="urn:schemas-microsoft-com:vml" xmlns:wp14="http://schemas.microsoft.com/office/word/2010/wordprocessingDrawing" xmlns:wp="http://schemas.openxmlformats.org/drawingml/2006/wordprocessingDrawing" xmlns:w10="urn:schemas-microsoft-com:office:word" xmlns:w="http://schemas.openxmlformats.org/wordprocessingml/2006/main" xmlns:w14="http://schemas.microsoft.com/office/word/2010/wordml" xmlns:w15="http://schemas.microsoft.com/office/word/2012/wordml" xmlns:w16cex="http://schemas.microsoft.com/office/word/2018/wordml/cex" xmlns:w16cid="http://schemas.microsoft.com/office/word/2016/wordml/cid" xmlns:w16="http://schemas.microsoft.com/office/word/2018/wordml" xmlns:w16du="http://schemas.microsoft.com/office/word/2023/wordml/word16du" xmlns:w16sdtdh="http://schemas.microsoft.com/office/word/2020/wordml/sdtdatahash" xmlns:w16sdtfl="http://schemas.microsoft.com/office/word/2024/wordml/sdtformatlock" xmlns:w16se="http://schemas.microsoft.com/office/word/2015/wordml/symex" xmlns:wpg="http://schemas.microsoft.com/office/word/2010/wordprocessingGroup" xmlns:wpi="http://schemas.microsoft.com/office/word/2010/wordprocessingInk" xmlns:wne="http://schemas.microsoft.com/office/word/2006/wordml" xmlns:wps="http://schemas.microsoft.com/office/word/2010/wordprocessingShape" mc:Ignorable="w14 w15 w16se w16cid w16 w16cex w16sdtdh w16sdtfl w16du wp14">
   <w:body>
     <w:p>
       <w:pPr>
@@ -11,36 +11,42 @@
         <w:t xml:space="preserve">Woche </w:t>
       </w:r>
       <w:r>
-        <w:t>7</w:t>
-      </w:r>
-      <w:r>
-        <w:t>: Fortgeschrittene</w:t>
+        <w:t>6</w:t>
+      </w:r>
+      <w:r>
+        <w:t xml:space="preserve">: </w:t>
+      </w:r>
+      <w:r>
+        <w:t xml:space="preserve">Weitergehende </w:t>
+      </w:r>
+      <w:r>
+        <w:t>Programmierung</w:t>
+      </w:r>
+      <w:r>
+        <w:t xml:space="preserve"> und Programmiertechniken</w:t>
+      </w:r>
+    </w:p>
+    <w:p>
+      <w:pPr>
+        <w:pStyle w:val="Heading1"/>
+      </w:pPr>
+      <w:r>
+        <w:t>Einleitung</w:t>
+      </w:r>
+    </w:p>
+    <w:p/>
+    <w:p>
+      <w:r>
+        <w:t xml:space="preserve">In dieser Woche liegt der Fokus auf </w:t>
+      </w:r>
+      <w:r>
+        <w:t>dem</w:t>
+      </w:r>
+      <w:r>
+        <w:t xml:space="preserve"> Testen von</w:t>
       </w:r>
       <w:r>
         <w:t xml:space="preserve"> </w:t>
-      </w:r>
-      <w:r>
-        <w:t>Programmierung</w:t>
-      </w:r>
-      <w:r>
-        <w:t xml:space="preserve"> und Programmiertechniken</w:t>
-      </w:r>
-    </w:p>
-    <w:p>
-      <w:pPr>
-        <w:pStyle w:val="Heading1"/>
-      </w:pPr>
-      <w:r>
-        <w:t>Einleitung</w:t>
-      </w:r>
-    </w:p>
-    <w:p/>
-    <w:p>
-      <w:r>
-        <w:t>In dieser Woche liegt der Fokus auf der Erkundung von regulären Ausdrücken, Testen von</w:t>
-      </w:r>
-      <w:r>
-        <w:cr/>
       </w:r>
       <w:r>
         <w:t>A</w:t>
@@ -56,35 +62,25 @@
         <w:t xml:space="preserve"> </w:t>
       </w:r>
       <w:r>
-        <w:t>Bereichen Textanalyse, Code-Test und Dokumentation zu vermitteln.</w:t>
-      </w:r>
-    </w:p>
-    <w:p>
-      <w:r>
-        <w:t>Zu Beginn der Woche werden reguläre Ausdrücke und das "re" Modul von Python im Mittelpunkt</w:t>
+        <w:t>Bereichen Code-Test und Dokumentation zu vermitteln.</w:t>
+      </w:r>
+    </w:p>
+    <w:p>
+      <w:r>
+        <w:t>Es</w:t>
+      </w:r>
+      <w:r>
+        <w:t xml:space="preserve"> wird die Bedeutung des Testens von Anwendungen beleuchtet und erlernt, wie man</w:t>
       </w:r>
       <w:r>
         <w:cr/>
-        <w:t>stehen, um effiziente Mustererkennung und Textbearbeitung zu ermöglichen. Dies wird von großem</w:t>
-      </w:r>
-      <w:r>
-        <w:cr/>
-        <w:t>Nutzen sein, um komplexe Textdaten zu analysieren und zu manipulieren. In der Tat, ein guter Griff</w:t>
+        <w:t>effektive Unit-Tests mit den "unittest"</w:t>
       </w:r>
       <w:r>
         <w:t xml:space="preserve"> </w:t>
       </w:r>
       <w:r>
-        <w:t>auf reguläre Ausdrücke ist ein mächtiges Werkzeug in der Toolbox jedes Entwicklers.</w:t>
-      </w:r>
-    </w:p>
-    <w:p>
-      <w:r>
-        <w:t>Darüber hinaus wird die Bedeutung des Testens von Anwendungen beleuchtet und erlernt, wie man</w:t>
-      </w:r>
-      <w:r>
-        <w:cr/>
-        <w:t>effektive Unit-Tests mit den "unittest" und "pytest" Modulen erstellt. Diese Fähigkeiten sind</w:t>
+        <w:t>Modulen erstellt. Diese Fähigkeiten sind</w:t>
       </w:r>
       <w:r>
         <w:cr/>
@@ -157,7 +153,7 @@
         </w:numPr>
       </w:pPr>
       <w:r>
-        <w:t>Reguläre Ausdrücke</w:t>
+        <w:t>Testen von Anwendungen</w:t>
       </w:r>
     </w:p>
     <w:p>
@@ -169,7 +165,7 @@
         </w:numPr>
       </w:pPr>
       <w:r>
-        <w:t>re Modul</w:t>
+        <w:t>Unittest</w:t>
       </w:r>
     </w:p>
     <w:p>
@@ -181,7 +177,19 @@
         </w:numPr>
       </w:pPr>
       <w:r>
-        <w:t>Testen von Anwendungen</w:t>
+        <w:t>Dokumentation von Anwendungen</w:t>
+      </w:r>
+    </w:p>
+    <w:p>
+      <w:pPr>
+        <w:pStyle w:val="ListParagraph"/>
+        <w:numPr>
+          <w:ilvl w:val="0"/>
+          <w:numId w:val="3"/>
+        </w:numPr>
+      </w:pPr>
+      <w:r>
+        <w:t>Aufgabe:</w:t>
       </w:r>
     </w:p>
     <w:p>
@@ -193,7 +201,7 @@
         </w:numPr>
       </w:pPr>
       <w:r>
-        <w:t>Unittest</w:t>
+        <w:t>Unittests anlegen</w:t>
       </w:r>
     </w:p>
     <w:p>
@@ -205,7 +213,7 @@
         </w:numPr>
       </w:pPr>
       <w:r>
-        <w:t>Pytest</w:t>
+        <w:t>Testbaren Code entwerfen</w:t>
       </w:r>
     </w:p>
     <w:p>
@@ -217,7 +225,7 @@
         </w:numPr>
       </w:pPr>
       <w:r>
-        <w:t>Dokumentation von Anwendungen</w:t>
+        <w:t>Eine Anwendung dokumentieren</w:t>
       </w:r>
     </w:p>
     <w:p>
@@ -229,7 +237,13 @@
         </w:numPr>
       </w:pPr>
       <w:r>
-        <w:t>Aufgabe:</w:t>
+        <w:t xml:space="preserve">Tag </w:t>
+      </w:r>
+      <w:r>
+        <w:t>6</w:t>
+      </w:r>
+      <w:r>
+        <w:t>:</w:t>
       </w:r>
     </w:p>
     <w:p>
@@ -241,7 +255,7 @@
         </w:numPr>
       </w:pPr>
       <w:r>
-        <w:t>Text mit Regex analysieren</w:t>
+        <w:t>Vertiefung: Tests entwerfen</w:t>
       </w:r>
     </w:p>
     <w:p>
@@ -253,7 +267,63 @@
         </w:numPr>
       </w:pPr>
       <w:r>
-        <w:t>Unittests anlegen</w:t>
+        <w:t>Ausblick auf die Folgewoche</w:t>
+      </w:r>
+    </w:p>
+    <w:p>
+      <w:r>
+        <w:br w:type="page"/>
+      </w:r>
+    </w:p>
+    <w:p>
+      <w:pPr>
+        <w:pStyle w:val="Heading1"/>
+      </w:pPr>
+      <w:r>
+        <w:lastRenderedPageBreak/>
+        <w:t>Inhalte und thematische Abgrenzung</w:t>
+      </w:r>
+    </w:p>
+    <w:p/>
+    <w:p>
+      <w:r>
+        <w:t>Die folgende Auflistung zeigt detailliert, welche Themen Sie in der Woche behandeln und bearbeiten.</w:t>
+      </w:r>
+      <w:r>
+        <w:t xml:space="preserve"> </w:t>
+      </w:r>
+      <w:r>
+        <w:t>Sie sind eine Voraussetzung für die folgenden Wochen und sollten gut verstanden worden sein.</w:t>
+      </w:r>
+      <w:r>
+        <w:t xml:space="preserve"> </w:t>
+      </w:r>
+      <w:r>
+        <w:t>Wenn es Verständnisprobleme gibt, machen Sie sich Notizen und fragen Sie am Präsenztag nach, so</w:t>
+      </w:r>
+      <w:r>
+        <w:t xml:space="preserve"> </w:t>
+      </w:r>
+      <w:r>
+        <w:t>dass wir gemeinsam zu Lösungen kommen können. Und denken Sie bitte immer daran: es gibt keine</w:t>
+      </w:r>
+      <w:r>
+        <w:t xml:space="preserve"> </w:t>
+      </w:r>
+      <w:r>
+        <w:t>„dummen“ Fragen!</w:t>
+      </w:r>
+    </w:p>
+    <w:p>
+      <w:pPr>
+        <w:pStyle w:val="ListParagraph"/>
+        <w:numPr>
+          <w:ilvl w:val="0"/>
+          <w:numId w:val="3"/>
+        </w:numPr>
+      </w:pPr>
+      <w:r>
+        <w:t>Testen von Anwendungen:</w:t>
       </w:r>
     </w:p>
     <w:p>
@@ -265,7 +335,7 @@
         </w:numPr>
       </w:pPr>
       <w:r>
-        <w:t>Testbaren Code entwerfen</w:t>
+        <w:t>Einführung in Softwaretests</w:t>
       </w:r>
     </w:p>
     <w:p>
@@ -277,7 +347,43 @@
         </w:numPr>
       </w:pPr>
       <w:r>
-        <w:t>Eine Anwendung dokumentieren</w:t>
+        <w:t>Warum Tests wichtig sind</w:t>
+      </w:r>
+    </w:p>
+    <w:p>
+      <w:pPr>
+        <w:pStyle w:val="ListParagraph"/>
+        <w:numPr>
+          <w:ilvl w:val="1"/>
+          <w:numId w:val="3"/>
+        </w:numPr>
+      </w:pPr>
+      <w:r>
+        <w:t>Unterschied zwischen manuellen und automatisierten Tests</w:t>
+      </w:r>
+    </w:p>
+    <w:p>
+      <w:pPr>
+        <w:pStyle w:val="ListParagraph"/>
+        <w:numPr>
+          <w:ilvl w:val="1"/>
+          <w:numId w:val="3"/>
+        </w:numPr>
+      </w:pPr>
+      <w:r>
+        <w:t>Arten von Softwaretests (Unit Tests, Integration Tests, Funktionale Tests)</w:t>
+      </w:r>
+    </w:p>
+    <w:p>
+      <w:pPr>
+        <w:pStyle w:val="ListParagraph"/>
+        <w:numPr>
+          <w:ilvl w:val="1"/>
+          <w:numId w:val="3"/>
+        </w:numPr>
+      </w:pPr>
+      <w:r>
+        <w:t>Testabdeckung und Testgetriebene Entwicklung (TDD)</w:t>
       </w:r>
     </w:p>
     <w:p>
@@ -289,7 +395,7 @@
         </w:numPr>
       </w:pPr>
       <w:r>
-        <w:t>Tag 7:</w:t>
+        <w:t>Unittest</w:t>
       </w:r>
     </w:p>
     <w:p>
@@ -301,7 +407,7 @@
         </w:numPr>
       </w:pPr>
       <w:r>
-        <w:t>Wiederholung</w:t>
+        <w:t>Einführung in das unittest Modul</w:t>
       </w:r>
     </w:p>
     <w:p>
@@ -313,7 +419,7 @@
         </w:numPr>
       </w:pPr>
       <w:r>
-        <w:t>Vertiefung: Regex einsetzen</w:t>
+        <w:t>Testfall und TestSuite</w:t>
       </w:r>
     </w:p>
     <w:p>
@@ -325,7 +431,7 @@
         </w:numPr>
       </w:pPr>
       <w:r>
-        <w:t>Vertiefung: Tests entwerfen</w:t>
+        <w:t>Test Runner und Test Loader</w:t>
       </w:r>
     </w:p>
     <w:p>
@@ -337,7 +443,7 @@
         </w:numPr>
       </w:pPr>
       <w:r>
-        <w:t>Ergänzung: Test-Frameworks</w:t>
+        <w:t>Schreiben und Ausführen von Unit Tests</w:t>
       </w:r>
     </w:p>
     <w:p>
@@ -349,51 +455,7 @@
         </w:numPr>
       </w:pPr>
       <w:r>
-        <w:t>Ausblick auf die Folgewoche</w:t>
-      </w:r>
-    </w:p>
-    <w:p>
-      <w:r>
-        <w:br w:type="page"/>
-      </w:r>
-    </w:p>
-    <w:p>
-      <w:pPr>
-        <w:pStyle w:val="Heading1"/>
-      </w:pPr>
-      <w:r>
-        <w:lastRenderedPageBreak/>
-        <w:t>Inhalte und thematische Abgrenzung</w:t>
-      </w:r>
-    </w:p>
-    <w:p/>
-    <w:p>
-      <w:r>
-        <w:t>Die folgende Auflistung zeigt detailliert, welche Themen Sie in der Woche behandeln und bearbeiten.</w:t>
-      </w:r>
-      <w:r>
-        <w:t xml:space="preserve"> </w:t>
-      </w:r>
-      <w:r>
-        <w:t>Sie sind eine Voraussetzung für die folgenden Wochen und sollten gut verstanden worden sein.</w:t>
-      </w:r>
-      <w:r>
-        <w:t xml:space="preserve"> </w:t>
-      </w:r>
-      <w:r>
-        <w:t>Wenn es Verständnisprobleme gibt, machen Sie sich Notizen und fragen Sie am Präsenztag nach, so</w:t>
-      </w:r>
-      <w:r>
-        <w:t xml:space="preserve"> </w:t>
-      </w:r>
-      <w:r>
-        <w:t>dass wir gemeinsam zu Lösungen kommen können. Und denken Sie bitte immer daran: es gibt keine</w:t>
-      </w:r>
-      <w:r>
-        <w:t xml:space="preserve"> </w:t>
-      </w:r>
-      <w:r>
-        <w:t>„dummen“ Fragen!</w:t>
+        <w:t>Verwendung von Assertions</w:t>
       </w:r>
     </w:p>
     <w:p>
@@ -405,7 +467,7 @@
         </w:numPr>
       </w:pPr>
       <w:r>
-        <w:t>Reguläre Ausdrücke (Regex):</w:t>
+        <w:t>Dokumentation von Anwendungen:</w:t>
       </w:r>
     </w:p>
     <w:p>
@@ -417,7 +479,7 @@
         </w:numPr>
       </w:pPr>
       <w:r>
-        <w:t>Grundlagen der Regulären Ausdrücke</w:t>
+        <w:t>Warum Dokumentation wichtig ist</w:t>
       </w:r>
     </w:p>
     <w:p>
@@ -429,7 +491,7 @@
         </w:numPr>
       </w:pPr>
       <w:r>
-        <w:t>Metazeichen und Sequenzen</w:t>
+        <w:t>Arten der Dokumentation (Code Kommentare, README, API Dokumentation)</w:t>
       </w:r>
     </w:p>
     <w:p>
@@ -441,7 +503,7 @@
         </w:numPr>
       </w:pPr>
       <w:r>
-        <w:t>Quantifizierer und Gruppierung</w:t>
+        <w:t>Einführung in Python Docstrings</w:t>
       </w:r>
     </w:p>
     <w:p>
@@ -453,7 +515,7 @@
         </w:numPr>
       </w:pPr>
       <w:r>
-        <w:t>Verwendung von Flags</w:t>
+        <w:t>Verwendung von Sphinx zur Erstellung von Dokumentationen</w:t>
       </w:r>
     </w:p>
     <w:p>
@@ -465,7 +527,53 @@
         </w:numPr>
       </w:pPr>
       <w:r>
-        <w:t>Anwendungsfälle und Beispiele</w:t>
+        <w:t>Automatisierte Dokumentation mit Read the Docs</w:t>
+      </w:r>
+    </w:p>
+    <w:p>
+      <w:r>
+        <w:br w:type="page"/>
+      </w:r>
+    </w:p>
+    <w:p>
+      <w:pPr>
+        <w:pStyle w:val="Heading1"/>
+      </w:pPr>
+      <w:r>
+        <w:lastRenderedPageBreak/>
+        <w:t>Lernpfad</w:t>
+      </w:r>
+    </w:p>
+    <w:p/>
+    <w:p>
+      <w:r>
+        <w:t>Der Lernpfad ist ein Vorschlag, in welcher Reihenfolge Sie die Inhalte der Woche angehen können.</w:t>
+      </w:r>
+      <w:r>
+        <w:cr/>
+        <w:t>Betrachten Sie ihn gerne als eine Todo-Liste, die Sie von oben nach unten abhaken. So können Sie</w:t>
+      </w:r>
+      <w:r>
+        <w:cr/>
+        <w:t>sicher sein, dass Sie alle wichtigen Themen bearbeitet haben und sind gut vorbereitet für die</w:t>
+      </w:r>
+      <w:r>
+        <w:t xml:space="preserve"> </w:t>
+      </w:r>
+      <w:r>
+        <w:t>folgenden Wochen.</w:t>
+      </w:r>
+    </w:p>
+    <w:p>
+      <w:pPr>
+        <w:pStyle w:val="ListParagraph"/>
+        <w:numPr>
+          <w:ilvl w:val="0"/>
+          <w:numId w:val="5"/>
+        </w:numPr>
+      </w:pPr>
+      <w:r>
+        <w:t>Testen von Anwendungen:</w:t>
       </w:r>
     </w:p>
     <w:p>
@@ -475,69 +583,10 @@
           <w:ilvl w:val="0"/>
           <w:numId w:val="3"/>
         </w:numPr>
-      </w:pPr>
-      <w:r>
-        <w:t>re Modul:</w:t>
-      </w:r>
-    </w:p>
-    <w:p>
-      <w:pPr>
-        <w:pStyle w:val="ListParagraph"/>
-        <w:numPr>
-          <w:ilvl w:val="1"/>
-          <w:numId w:val="3"/>
-        </w:numPr>
-      </w:pPr>
-      <w:r>
-        <w:t>Einführung in das re Modul</w:t>
-      </w:r>
-    </w:p>
-    <w:p>
-      <w:pPr>
-        <w:pStyle w:val="ListParagraph"/>
-        <w:numPr>
-          <w:ilvl w:val="1"/>
-          <w:numId w:val="3"/>
-        </w:numPr>
-      </w:pPr>
-      <w:r>
-        <w:t>Match und Search Funktionen</w:t>
-      </w:r>
-    </w:p>
-    <w:p>
-      <w:pPr>
-        <w:pStyle w:val="ListParagraph"/>
-        <w:numPr>
-          <w:ilvl w:val="1"/>
-          <w:numId w:val="3"/>
-        </w:numPr>
-      </w:pPr>
-      <w:r>
-        <w:t>Findall und Split Funktionen</w:t>
-      </w:r>
-    </w:p>
-    <w:p>
-      <w:pPr>
-        <w:pStyle w:val="ListParagraph"/>
-        <w:numPr>
-          <w:ilvl w:val="1"/>
-          <w:numId w:val="3"/>
-        </w:numPr>
-      </w:pPr>
-      <w:r>
-        <w:t>Sub und Subn Funktionen</w:t>
-      </w:r>
-    </w:p>
-    <w:p>
-      <w:pPr>
-        <w:pStyle w:val="ListParagraph"/>
-        <w:numPr>
-          <w:ilvl w:val="1"/>
-          <w:numId w:val="3"/>
-        </w:numPr>
-      </w:pPr>
-      <w:r>
-        <w:t>Kompilierung von Regulären Ausdrücken</w:t>
+        <w:ind w:left="1068"/>
+      </w:pPr>
+      <w:r>
+        <w:t>Beschäftigen Sie sich mit der Wichtigkeit des Testens von Anwendungen.</w:t>
       </w:r>
     </w:p>
     <w:p>
@@ -545,71 +594,18 @@
         <w:pStyle w:val="ListParagraph"/>
         <w:numPr>
           <w:ilvl w:val="0"/>
-          <w:numId w:val="3"/>
-        </w:numPr>
-      </w:pPr>
-      <w:r>
-        <w:t>Testen von Anwendungen:</w:t>
-      </w:r>
-    </w:p>
-    <w:p>
-      <w:pPr>
-        <w:pStyle w:val="ListParagraph"/>
-        <w:numPr>
-          <w:ilvl w:val="1"/>
-          <w:numId w:val="3"/>
-        </w:numPr>
-      </w:pPr>
-      <w:r>
-        <w:t>Einführung in Softwaretests</w:t>
-      </w:r>
-    </w:p>
-    <w:p>
-      <w:pPr>
-        <w:pStyle w:val="ListParagraph"/>
-        <w:numPr>
-          <w:ilvl w:val="1"/>
-          <w:numId w:val="3"/>
-        </w:numPr>
-      </w:pPr>
-      <w:r>
-        <w:t>Warum Tests wichtig sind</w:t>
-      </w:r>
-    </w:p>
-    <w:p>
-      <w:pPr>
-        <w:pStyle w:val="ListParagraph"/>
-        <w:numPr>
-          <w:ilvl w:val="1"/>
-          <w:numId w:val="3"/>
-        </w:numPr>
-      </w:pPr>
-      <w:r>
-        <w:t>Unterschied zwischen manuellen und automatisierten Tests</w:t>
-      </w:r>
-    </w:p>
-    <w:p>
-      <w:pPr>
-        <w:pStyle w:val="ListParagraph"/>
-        <w:numPr>
-          <w:ilvl w:val="1"/>
-          <w:numId w:val="3"/>
-        </w:numPr>
-      </w:pPr>
-      <w:r>
-        <w:t>Arten von Softwaretests (Unit Tests, Integration Tests, Funktionale Tests)</w:t>
-      </w:r>
-    </w:p>
-    <w:p>
-      <w:pPr>
-        <w:pStyle w:val="ListParagraph"/>
-        <w:numPr>
-          <w:ilvl w:val="1"/>
-          <w:numId w:val="3"/>
-        </w:numPr>
-      </w:pPr>
-      <w:r>
-        <w:t>Testabdeckung und Testgetriebene Entwicklung (TDD)</w:t>
+          <w:numId w:val="7"/>
+        </w:numPr>
+        <w:ind w:left="1068"/>
+      </w:pPr>
+      <w:r>
+        <w:t>Verstehen Sie, warum Tests für die Qualitätssicherung in der Softwareentwicklung</w:t>
+      </w:r>
+      <w:r>
+        <w:t xml:space="preserve"> </w:t>
+      </w:r>
+      <w:r>
+        <w:t>unerlässlich sind.</w:t>
       </w:r>
     </w:p>
     <w:p>
@@ -617,71 +613,12 @@
         <w:pStyle w:val="ListParagraph"/>
         <w:numPr>
           <w:ilvl w:val="0"/>
-          <w:numId w:val="3"/>
-        </w:numPr>
-      </w:pPr>
-      <w:r>
-        <w:t>Unittest</w:t>
-      </w:r>
-    </w:p>
-    <w:p>
-      <w:pPr>
-        <w:pStyle w:val="ListParagraph"/>
-        <w:numPr>
-          <w:ilvl w:val="1"/>
-          <w:numId w:val="3"/>
-        </w:numPr>
-      </w:pPr>
-      <w:r>
-        <w:t>Einführung in das unittest Modul</w:t>
-      </w:r>
-    </w:p>
-    <w:p>
-      <w:pPr>
-        <w:pStyle w:val="ListParagraph"/>
-        <w:numPr>
-          <w:ilvl w:val="1"/>
-          <w:numId w:val="3"/>
-        </w:numPr>
-      </w:pPr>
-      <w:r>
-        <w:t>Testfall und TestSuite</w:t>
-      </w:r>
-    </w:p>
-    <w:p>
-      <w:pPr>
-        <w:pStyle w:val="ListParagraph"/>
-        <w:numPr>
-          <w:ilvl w:val="1"/>
-          <w:numId w:val="3"/>
-        </w:numPr>
-      </w:pPr>
-      <w:r>
-        <w:t>Test Runner und Test Loader</w:t>
-      </w:r>
-    </w:p>
-    <w:p>
-      <w:pPr>
-        <w:pStyle w:val="ListParagraph"/>
-        <w:numPr>
-          <w:ilvl w:val="1"/>
-          <w:numId w:val="3"/>
-        </w:numPr>
-      </w:pPr>
-      <w:r>
-        <w:t>Schreiben und Ausführen von Unit Tests</w:t>
-      </w:r>
-    </w:p>
-    <w:p>
-      <w:pPr>
-        <w:pStyle w:val="ListParagraph"/>
-        <w:numPr>
-          <w:ilvl w:val="1"/>
-          <w:numId w:val="3"/>
-        </w:numPr>
-      </w:pPr>
-      <w:r>
-        <w:t>Verwendung von Assertions</w:t>
+          <w:numId w:val="7"/>
+        </w:numPr>
+        <w:ind w:left="1068"/>
+      </w:pPr>
+      <w:r>
+        <w:t>Machen Sie sich mit den verschiedenen Testebenen vertraut, einschließlich UnitTests, Integrationstests, Funktionstests, Systemtests und Akzeptanztests.</w:t>
       </w:r>
     </w:p>
     <w:p>
@@ -689,177 +626,12 @@
         <w:pStyle w:val="ListParagraph"/>
         <w:numPr>
           <w:ilvl w:val="0"/>
-          <w:numId w:val="3"/>
-        </w:numPr>
-      </w:pPr>
-      <w:r>
-        <w:t>Pytest</w:t>
-      </w:r>
-    </w:p>
-    <w:p>
-      <w:pPr>
-        <w:pStyle w:val="ListParagraph"/>
-        <w:numPr>
-          <w:ilvl w:val="1"/>
-          <w:numId w:val="3"/>
-        </w:numPr>
-      </w:pPr>
-      <w:r>
-        <w:t>Einführung in das pytest Framework</w:t>
-      </w:r>
-    </w:p>
-    <w:p>
-      <w:pPr>
-        <w:pStyle w:val="ListParagraph"/>
-        <w:numPr>
-          <w:ilvl w:val="1"/>
-          <w:numId w:val="3"/>
-        </w:numPr>
-      </w:pPr>
-      <w:r>
-        <w:t>Schreiben und Ausführen von Tests mit pytest</w:t>
-      </w:r>
-    </w:p>
-    <w:p>
-      <w:pPr>
-        <w:pStyle w:val="ListParagraph"/>
-        <w:numPr>
-          <w:ilvl w:val="1"/>
-          <w:numId w:val="3"/>
-        </w:numPr>
-      </w:pPr>
-      <w:r>
-        <w:t>Nutzung der Vorteile von Fixtures</w:t>
-      </w:r>
-    </w:p>
-    <w:p>
-      <w:pPr>
-        <w:pStyle w:val="ListParagraph"/>
-        <w:numPr>
-          <w:ilvl w:val="1"/>
-          <w:numId w:val="3"/>
-        </w:numPr>
-      </w:pPr>
-      <w:r>
-        <w:t>Parameterisierung von Tests</w:t>
-      </w:r>
-    </w:p>
-    <w:p>
-      <w:pPr>
-        <w:pStyle w:val="ListParagraph"/>
-        <w:numPr>
-          <w:ilvl w:val="1"/>
-          <w:numId w:val="3"/>
-        </w:numPr>
-      </w:pPr>
-      <w:r>
-        <w:t>Markierungen und Befehlszeilenoptionen</w:t>
-      </w:r>
-    </w:p>
-    <w:p>
-      <w:pPr>
-        <w:pStyle w:val="ListParagraph"/>
-        <w:numPr>
-          <w:ilvl w:val="0"/>
-          <w:numId w:val="3"/>
-        </w:numPr>
-      </w:pPr>
-      <w:r>
-        <w:t>Dokumentation von Anwendungen:</w:t>
-      </w:r>
-    </w:p>
-    <w:p>
-      <w:pPr>
-        <w:pStyle w:val="ListParagraph"/>
-        <w:numPr>
-          <w:ilvl w:val="1"/>
-          <w:numId w:val="3"/>
-        </w:numPr>
-      </w:pPr>
-      <w:r>
-        <w:t>Warum Dokumentation wichtig ist</w:t>
-      </w:r>
-    </w:p>
-    <w:p>
-      <w:pPr>
-        <w:pStyle w:val="ListParagraph"/>
-        <w:numPr>
-          <w:ilvl w:val="1"/>
-          <w:numId w:val="3"/>
-        </w:numPr>
-      </w:pPr>
-      <w:r>
-        <w:t>Arten der Dokumentation (Code Kommentare, README, API Dokumentation)</w:t>
-      </w:r>
-    </w:p>
-    <w:p>
-      <w:pPr>
-        <w:pStyle w:val="ListParagraph"/>
-        <w:numPr>
-          <w:ilvl w:val="1"/>
-          <w:numId w:val="3"/>
-        </w:numPr>
-      </w:pPr>
-      <w:r>
-        <w:t>Einführung in Python Docstrings</w:t>
-      </w:r>
-    </w:p>
-    <w:p>
-      <w:pPr>
-        <w:pStyle w:val="ListParagraph"/>
-        <w:numPr>
-          <w:ilvl w:val="1"/>
-          <w:numId w:val="3"/>
-        </w:numPr>
-      </w:pPr>
-      <w:r>
-        <w:t>Verwendung von Sphinx zur Erstellung von Dokumentationen</w:t>
-      </w:r>
-    </w:p>
-    <w:p>
-      <w:pPr>
-        <w:pStyle w:val="ListParagraph"/>
-        <w:numPr>
-          <w:ilvl w:val="1"/>
-          <w:numId w:val="3"/>
-        </w:numPr>
-      </w:pPr>
-      <w:r>
-        <w:t>Automatisierte Dokumentation mit Read the Docs</w:t>
-      </w:r>
-    </w:p>
-    <w:p>
-      <w:r>
-        <w:br w:type="page"/>
-      </w:r>
-    </w:p>
-    <w:p>
-      <w:pPr>
-        <w:pStyle w:val="Heading1"/>
-      </w:pPr>
-      <w:r>
-        <w:lastRenderedPageBreak/>
-        <w:t>Lernpfad</w:t>
-      </w:r>
-    </w:p>
-    <w:p/>
-    <w:p>
-      <w:r>
-        <w:t>Der Lernpfad ist ein Vorschlag, in welcher Reihenfolge Sie die Inhalte der Woche angehen können.</w:t>
-      </w:r>
-      <w:r>
-        <w:cr/>
-        <w:t>Betrachten Sie ihn gerne als eine Todo-Liste, die Sie von oben nach unten abhaken. So können Sie</w:t>
-      </w:r>
-      <w:r>
-        <w:cr/>
-        <w:t>sicher sein, dass Sie alle wichtigen Themen bearbeitet haben und sind gut vorbereitet für die</w:t>
-      </w:r>
-      <w:r>
-        <w:t xml:space="preserve"> </w:t>
-      </w:r>
-      <w:r>
-        <w:t>folgenden Wochen.</w:t>
+          <w:numId w:val="7"/>
+        </w:numPr>
+        <w:ind w:left="1068"/>
+      </w:pPr>
+      <w:r>
+        <w:t>Lernen Sie, wie Sie Tests für Ihre Anwendungen entwerfen und durchführen können.</w:t>
       </w:r>
     </w:p>
     <w:p>
@@ -871,7 +643,7 @@
         </w:numPr>
       </w:pPr>
       <w:r>
-        <w:t>Reguläre Ausdrücke und das re Modul:</w:t>
+        <w:t>Unittest:</w:t>
       </w:r>
     </w:p>
     <w:p>
@@ -879,17 +651,18 @@
         <w:pStyle w:val="ListParagraph"/>
         <w:numPr>
           <w:ilvl w:val="0"/>
-          <w:numId w:val="8"/>
-        </w:numPr>
-      </w:pPr>
-      <w:r>
-        <w:t>Beginnen Sie mit dem Studium der Grundlagen von regulären Ausdrücken und wie</w:t>
+          <w:numId w:val="9"/>
+        </w:numPr>
+        <w:ind w:left="1068"/>
+      </w:pPr>
+      <w:r>
+        <w:t>Führen Sie sich in das unittest Framework ein, das in Python für das Schreiben von</w:t>
       </w:r>
       <w:r>
         <w:t xml:space="preserve"> </w:t>
       </w:r>
       <w:r>
-        <w:t>sie zur Mustererkennung in Textdaten verwendet werden können.</w:t>
+        <w:t>Unit-Tests verwendet wird.</w:t>
       </w:r>
     </w:p>
     <w:p>
@@ -897,53 +670,18 @@
         <w:pStyle w:val="ListParagraph"/>
         <w:numPr>
           <w:ilvl w:val="0"/>
-          <w:numId w:val="8"/>
-        </w:numPr>
-      </w:pPr>
-      <w:r>
-        <w:t>Machen Sie sich dann mit dem re Modul in Python vertraut, das für die Arbeit mit</w:t>
+          <w:numId w:val="9"/>
+        </w:numPr>
+        <w:ind w:left="1068"/>
+      </w:pPr>
+      <w:r>
+        <w:t>Lernen Sie die Struktur des Frameworks kennen und wie Sie Testfälle und Test-Suites</w:t>
       </w:r>
       <w:r>
         <w:t xml:space="preserve"> </w:t>
       </w:r>
       <w:r>
-        <w:t>regulären Ausdrücken verwendet wird.</w:t>
-      </w:r>
-    </w:p>
-    <w:p>
-      <w:pPr>
-        <w:pStyle w:val="ListParagraph"/>
-        <w:numPr>
-          <w:ilvl w:val="0"/>
-          <w:numId w:val="8"/>
-        </w:numPr>
-      </w:pPr>
-      <w:r>
-        <w:t>Lernen Sie die verschiedenen Funktionen und Methoden des Moduls kennen, wie</w:t>
-      </w:r>
-      <w:r>
-        <w:t xml:space="preserve"> </w:t>
-      </w:r>
-      <w:r>
-        <w:t>z.B. match, search, findall, split und sub.</w:t>
-      </w:r>
-    </w:p>
-    <w:p>
-      <w:pPr>
-        <w:pStyle w:val="ListParagraph"/>
-        <w:numPr>
-          <w:ilvl w:val="0"/>
-          <w:numId w:val="8"/>
-        </w:numPr>
-      </w:pPr>
-      <w:r>
-        <w:t>Üben Sie das Erstellen von Mustern mit speziellen Sequenzen, Zeichenklassen,</w:t>
-      </w:r>
-      <w:r>
-        <w:t xml:space="preserve"> </w:t>
-      </w:r>
-      <w:r>
-        <w:t>Quantifikatoren und Metazeichen und wenden Sie diese in Übungen an.</w:t>
+        <w:t>erstellen können.</w:t>
       </w:r>
     </w:p>
     <w:p>
@@ -955,7 +693,7 @@
         </w:numPr>
       </w:pPr>
       <w:r>
-        <w:t>Testen von Anwendungen:</w:t>
+        <w:t>Dokumentation von Anwendungen:</w:t>
       </w:r>
     </w:p>
     <w:p>
@@ -963,12 +701,12 @@
         <w:pStyle w:val="ListParagraph"/>
         <w:numPr>
           <w:ilvl w:val="0"/>
-          <w:numId w:val="3"/>
+          <w:numId w:val="9"/>
         </w:numPr>
         <w:ind w:left="1068"/>
       </w:pPr>
       <w:r>
-        <w:t>Beschäftigen Sie sich mit der Wichtigkeit des Testens von Anwendungen.</w:t>
+        <w:t>Erkunden Sie die Bedeutung einer guten Dokumentation für Ihre Anwendungen.</w:t>
       </w:r>
     </w:p>
     <w:p>
@@ -976,18 +714,18 @@
         <w:pStyle w:val="ListParagraph"/>
         <w:numPr>
           <w:ilvl w:val="0"/>
-          <w:numId w:val="7"/>
+          <w:numId w:val="10"/>
         </w:numPr>
         <w:ind w:left="1068"/>
       </w:pPr>
       <w:r>
-        <w:t>Verstehen Sie, warum Tests für die Qualitätssicherung in der Softwareentwicklung</w:t>
+        <w:t>Lernen Sie, wie Sie Dokumentationen schreiben, die sowohl für Sie als auch für</w:t>
       </w:r>
       <w:r>
         <w:t xml:space="preserve"> </w:t>
       </w:r>
       <w:r>
-        <w:t>unerlässlich sind.</w:t>
+        <w:t>andere Entwickler nützlich sind.</w:t>
       </w:r>
     </w:p>
     <w:p>
@@ -995,25 +733,18 @@
         <w:pStyle w:val="ListParagraph"/>
         <w:numPr>
           <w:ilvl w:val="0"/>
-          <w:numId w:val="7"/>
+          <w:numId w:val="10"/>
         </w:numPr>
         <w:ind w:left="1068"/>
       </w:pPr>
       <w:r>
-        <w:t>Machen Sie sich mit den verschiedenen Testebenen vertraut, einschließlich UnitTests, Integrationstests, Funktionstests, Systemtests und Akzeptanztests.</w:t>
-      </w:r>
-    </w:p>
-    <w:p>
-      <w:pPr>
-        <w:pStyle w:val="ListParagraph"/>
-        <w:numPr>
-          <w:ilvl w:val="0"/>
-          <w:numId w:val="7"/>
-        </w:numPr>
-        <w:ind w:left="1068"/>
-      </w:pPr>
-      <w:r>
-        <w:t>Lernen Sie, wie Sie Tests für Ihre Anwendungen entwerfen und durchführen können.</w:t>
+        <w:t>Erfahren Sie mehr über die verschiedenen Formen der Dokumentation, einschließlich</w:t>
+      </w:r>
+      <w:r>
+        <w:t xml:space="preserve"> </w:t>
+      </w:r>
+      <w:r>
+        <w:t>Code-Kommentare, Readme-Dateien und formelle Dokumentation.</w:t>
       </w:r>
     </w:p>
     <w:p>
@@ -1025,7 +756,7 @@
         </w:numPr>
       </w:pPr>
       <w:r>
-        <w:t>Unittest und Pytest:</w:t>
+        <w:t>Übungsaufgaben</w:t>
       </w:r>
     </w:p>
     <w:p>
@@ -1033,18 +764,23 @@
         <w:pStyle w:val="ListParagraph"/>
         <w:numPr>
           <w:ilvl w:val="0"/>
-          <w:numId w:val="9"/>
-        </w:numPr>
-        <w:ind w:left="1068"/>
-      </w:pPr>
-      <w:r>
-        <w:t>Führen Sie sich in das unittest Framework ein, das in Python für das Schreiben von</w:t>
+          <w:numId w:val="13"/>
+        </w:numPr>
+      </w:pPr>
+      <w:r>
+        <w:t>Erstellen Sie Testfälle für Ihre bisherigen Anwendungen oder Übungen unter</w:t>
       </w:r>
       <w:r>
         <w:t xml:space="preserve"> </w:t>
       </w:r>
       <w:r>
-        <w:t>Unit-Tests verwendet wird.</w:t>
+        <w:t xml:space="preserve">Verwendung von </w:t>
+      </w:r>
+      <w:r>
+        <w:t>U</w:t>
+      </w:r>
+      <w:r>
+        <w:t>nittest.</w:t>
       </w:r>
     </w:p>
     <w:p>
@@ -1052,18 +788,17 @@
         <w:pStyle w:val="ListParagraph"/>
         <w:numPr>
           <w:ilvl w:val="0"/>
-          <w:numId w:val="9"/>
-        </w:numPr>
-        <w:ind w:left="1068"/>
-      </w:pPr>
-      <w:r>
-        <w:t>Lernen Sie die Struktur des Frameworks kennen und wie Sie Testfälle und Test-Suites</w:t>
+          <w:numId w:val="13"/>
+        </w:numPr>
+      </w:pPr>
+      <w:r>
+        <w:t>Entwerfen Sie einen Code, der testbar ist, indem Sie ihn in Funktionen und Module</w:t>
       </w:r>
       <w:r>
         <w:t xml:space="preserve"> </w:t>
       </w:r>
       <w:r>
-        <w:t>erstellen können.</w:t>
+        <w:t>aufteilen.</w:t>
       </w:r>
     </w:p>
     <w:p>
@@ -1071,31 +806,17 @@
         <w:pStyle w:val="ListParagraph"/>
         <w:numPr>
           <w:ilvl w:val="0"/>
-          <w:numId w:val="9"/>
-        </w:numPr>
-        <w:ind w:left="1068"/>
-      </w:pPr>
-      <w:r>
-        <w:t>Anschließend beschäftigen Sie sich mit dem pytest Framework.</w:t>
-      </w:r>
-    </w:p>
-    <w:p>
-      <w:pPr>
-        <w:pStyle w:val="ListParagraph"/>
-        <w:numPr>
-          <w:ilvl w:val="0"/>
-          <w:numId w:val="9"/>
-        </w:numPr>
-        <w:ind w:left="1068"/>
-      </w:pPr>
-      <w:r>
-        <w:t>Erfahren Sie, wie es sich von unittest unterscheidet und wie Sie es zum Schreiben</w:t>
+          <w:numId w:val="13"/>
+        </w:numPr>
+      </w:pPr>
+      <w:r>
+        <w:t>Dokumentieren Sie eine Ihrer Anwendungen: Kommentieren Sie den Code, erstellen</w:t>
       </w:r>
       <w:r>
         <w:t xml:space="preserve"> </w:t>
       </w:r>
       <w:r>
-        <w:t>und Ausführen von Tests verwenden können.</w:t>
+        <w:t>Sie eine Readme-Datei und eine formelle Dokumentation.</w:t>
       </w:r>
     </w:p>
     <w:p>
@@ -1107,58 +828,7 @@
         </w:numPr>
       </w:pPr>
       <w:r>
-        <w:t>Dokumentation von Anwendungen:</w:t>
-      </w:r>
-    </w:p>
-    <w:p>
-      <w:pPr>
-        <w:pStyle w:val="ListParagraph"/>
-        <w:numPr>
-          <w:ilvl w:val="0"/>
-          <w:numId w:val="9"/>
-        </w:numPr>
-        <w:ind w:left="1068"/>
-      </w:pPr>
-      <w:r>
-        <w:t>Erkunden Sie die Bedeutung einer guten Dokumentation für Ihre Anwendungen.</w:t>
-      </w:r>
-    </w:p>
-    <w:p>
-      <w:pPr>
-        <w:pStyle w:val="ListParagraph"/>
-        <w:numPr>
-          <w:ilvl w:val="0"/>
-          <w:numId w:val="10"/>
-        </w:numPr>
-        <w:ind w:left="1068"/>
-      </w:pPr>
-      <w:r>
-        <w:t>Lernen Sie, wie Sie Dokumentationen schreiben, die sowohl für Sie als auch für</w:t>
-      </w:r>
-      <w:r>
-        <w:t xml:space="preserve"> </w:t>
-      </w:r>
-      <w:r>
-        <w:t>andere Entwickler nützlich sind.</w:t>
-      </w:r>
-    </w:p>
-    <w:p>
-      <w:pPr>
-        <w:pStyle w:val="ListParagraph"/>
-        <w:numPr>
-          <w:ilvl w:val="0"/>
-          <w:numId w:val="10"/>
-        </w:numPr>
-        <w:ind w:left="1068"/>
-      </w:pPr>
-      <w:r>
-        <w:t>Erfahren Sie mehr über die verschiedenen Formen der Dokumentation, einschließlich</w:t>
-      </w:r>
-      <w:r>
-        <w:t xml:space="preserve"> </w:t>
-      </w:r>
-      <w:r>
-        <w:t>Code-Kommentare, Readme-Dateien und formelle Dokumentation.</w:t>
+        <w:t>Selbstbewertung</w:t>
       </w:r>
     </w:p>
     <w:p>
@@ -1170,108 +840,6 @@
         </w:numPr>
       </w:pPr>
       <w:r>
-        <w:t>Übungsaufgaben</w:t>
-      </w:r>
-    </w:p>
-    <w:p>
-      <w:pPr>
-        <w:pStyle w:val="ListParagraph"/>
-        <w:numPr>
-          <w:ilvl w:val="0"/>
-          <w:numId w:val="13"/>
-        </w:numPr>
-      </w:pPr>
-      <w:r>
-        <w:t>Schreiben Sie Skripte, die Reguläre Ausdrücke verwenden, um Text zu analysieren</w:t>
-      </w:r>
-      <w:r>
-        <w:t xml:space="preserve"> </w:t>
-      </w:r>
-      <w:r>
-        <w:t>und Muster zu erkennen.</w:t>
-      </w:r>
-    </w:p>
-    <w:p>
-      <w:pPr>
-        <w:pStyle w:val="ListParagraph"/>
-        <w:numPr>
-          <w:ilvl w:val="0"/>
-          <w:numId w:val="13"/>
-        </w:numPr>
-      </w:pPr>
-      <w:r>
-        <w:t>Erstellen Sie Testfälle für Ihre bisherigen Anwendungen oder Übungen unter</w:t>
-      </w:r>
-      <w:r>
-        <w:t xml:space="preserve"> </w:t>
-      </w:r>
-      <w:r>
-        <w:t xml:space="preserve">Verwendung von </w:t>
-      </w:r>
-      <w:r>
-        <w:t>U</w:t>
-      </w:r>
-      <w:r>
-        <w:t>nittest oder pytest.</w:t>
-      </w:r>
-    </w:p>
-    <w:p>
-      <w:pPr>
-        <w:pStyle w:val="ListParagraph"/>
-        <w:numPr>
-          <w:ilvl w:val="0"/>
-          <w:numId w:val="13"/>
-        </w:numPr>
-      </w:pPr>
-      <w:r>
-        <w:t>Entwerfen Sie einen Code, der testbar ist, indem Sie ihn in Funktionen und Module</w:t>
-      </w:r>
-      <w:r>
-        <w:t xml:space="preserve"> </w:t>
-      </w:r>
-      <w:r>
-        <w:t>aufteilen.</w:t>
-      </w:r>
-    </w:p>
-    <w:p>
-      <w:pPr>
-        <w:pStyle w:val="ListParagraph"/>
-        <w:numPr>
-          <w:ilvl w:val="0"/>
-          <w:numId w:val="13"/>
-        </w:numPr>
-      </w:pPr>
-      <w:r>
-        <w:t>Dokumentieren Sie eine Ihrer Anwendungen: Kommentieren Sie den Code, erstellen</w:t>
-      </w:r>
-      <w:r>
-        <w:t xml:space="preserve"> </w:t>
-      </w:r>
-      <w:r>
-        <w:t>Sie eine Readme-Datei und eine formelle Dokumentation.</w:t>
-      </w:r>
-    </w:p>
-    <w:p>
-      <w:pPr>
-        <w:pStyle w:val="ListParagraph"/>
-        <w:numPr>
-          <w:ilvl w:val="0"/>
-          <w:numId w:val="5"/>
-        </w:numPr>
-      </w:pPr>
-      <w:r>
-        <w:t>Selbstbewertung</w:t>
-      </w:r>
-    </w:p>
-    <w:p>
-      <w:pPr>
-        <w:pStyle w:val="ListParagraph"/>
-        <w:numPr>
-          <w:ilvl w:val="0"/>
-          <w:numId w:val="5"/>
-        </w:numPr>
-      </w:pPr>
-      <w:r>
         <w:t>Online-Schulungstag</w:t>
       </w:r>
       <w:r>
@@ -1354,80 +922,7 @@
       </w:r>
     </w:p>
     <w:p/>
-    <w:p>
-      <w:r>
-        <w:t xml:space="preserve">3. Arbeiten mit Pytest: </w:t>
-      </w:r>
-    </w:p>
-    <w:p>
-      <w:r>
-        <w:t>Ändern Sie die in Aufgabe 2 erstellten Testfälle, so dass sie mit Pytest</w:t>
-      </w:r>
-      <w:r>
-        <w:t xml:space="preserve"> </w:t>
-      </w:r>
-      <w:r>
-        <w:t>statt mit Unittest arbeiten. Versuchen Sie auch, Parameterisierung zu verwenden, um</w:t>
-      </w:r>
-      <w:r>
-        <w:t xml:space="preserve"> </w:t>
-      </w:r>
-      <w:r>
-        <w:t>mehrere Fälle mit einem einzigen Test zu prüfen.</w:t>
-      </w:r>
-    </w:p>
     <w:p/>
-    <w:p>
-      <w:r>
-        <w:t xml:space="preserve">4. Dokumentation: </w:t>
-      </w:r>
-    </w:p>
-    <w:p>
-      <w:r>
-        <w:t>Wählen Sie eine der in den vorherigen Wochen erstellten Anwendungen</w:t>
-      </w:r>
-      <w:r>
-        <w:t xml:space="preserve"> </w:t>
-      </w:r>
-      <w:r>
-        <w:t>aus und dokumentieren Sie sie gründlich. Schreiben Sie Code-Kommentare, erstellen Sie eine</w:t>
-      </w:r>
-      <w:r>
-        <w:t xml:space="preserve"> </w:t>
-      </w:r>
-      <w:r>
-        <w:t>Readme-Datei und erstellen Sie eine formelle Dokumentation, die die Verwendung der</w:t>
-      </w:r>
-      <w:r>
-        <w:t xml:space="preserve"> </w:t>
-      </w:r>
-      <w:r>
-        <w:t>Anwendung erklärt.</w:t>
-      </w:r>
-    </w:p>
-    <w:p/>
-    <w:p>
-      <w:r>
-        <w:t xml:space="preserve">5. Integrationstests: </w:t>
-      </w:r>
-    </w:p>
-    <w:p>
-      <w:r>
-        <w:t>Erweitern Sie die Anwendung aus Aufgabe 4 um eine weitere Funktion.</w:t>
-      </w:r>
-      <w:r>
-        <w:t xml:space="preserve"> </w:t>
-      </w:r>
-      <w:r>
-        <w:t>Schreiben Sie anschließend einen Integrationstest, der sicherstellt, dass beide Funktionen</w:t>
-      </w:r>
-      <w:r>
-        <w:t xml:space="preserve"> </w:t>
-      </w:r>
-      <w:r>
-        <w:t>korrekt zusammenarbeiten.</w:t>
-      </w:r>
-    </w:p>
     <w:p>
       <w:r>
         <w:br w:type="page"/>
@@ -1464,66 +959,10 @@
     </w:p>
     <w:p>
       <w:r>
-        <w:t>1. Welches spezielle Zeichen in einem regulären Ausdruck steht für "null oder mehr</w:t>
-      </w:r>
-      <w:r>
-        <w:t xml:space="preserve"> </w:t>
-      </w:r>
-      <w:r>
-        <w:t>Wiederholungen"?</w:t>
-      </w:r>
-    </w:p>
-    <w:p>
-      <w:pPr>
-        <w:pStyle w:val="ListParagraph"/>
-        <w:numPr>
-          <w:ilvl w:val="0"/>
-          <w:numId w:val="14"/>
-        </w:numPr>
-      </w:pPr>
-      <w:r>
-        <w:t>*</w:t>
-      </w:r>
-    </w:p>
-    <w:p>
-      <w:pPr>
-        <w:pStyle w:val="ListParagraph"/>
-        <w:numPr>
-          <w:ilvl w:val="0"/>
-          <w:numId w:val="14"/>
-        </w:numPr>
-      </w:pPr>
-      <w:r>
-        <w:t>+</w:t>
-      </w:r>
-    </w:p>
-    <w:p>
-      <w:pPr>
-        <w:pStyle w:val="ListParagraph"/>
-        <w:numPr>
-          <w:ilvl w:val="0"/>
-          <w:numId w:val="14"/>
-        </w:numPr>
-      </w:pPr>
-      <w:r>
-        <w:t>?</w:t>
-      </w:r>
-    </w:p>
-    <w:p>
-      <w:pPr>
-        <w:pStyle w:val="ListParagraph"/>
-        <w:numPr>
-          <w:ilvl w:val="0"/>
-          <w:numId w:val="14"/>
-        </w:numPr>
-      </w:pPr>
-      <w:r>
-        <w:t>.</w:t>
-      </w:r>
-    </w:p>
-    <w:p>
-      <w:r>
-        <w:t>2. Welche Methode wird in der Python-Standardbibliothek verwendet, um einen String zu</w:t>
+        <w:t>1</w:t>
+      </w:r>
+      <w:r>
+        <w:t>. Welche Methode wird in der Python-Standardbibliothek verwendet, um einen String zu</w:t>
       </w:r>
       <w:r>
         <w:t xml:space="preserve"> </w:t>
@@ -1582,7 +1021,10 @@
     </w:p>
     <w:p>
       <w:r>
-        <w:t>3. Welche Methode wird in Unittest verwendet, um zu überprüfen, ob eine Bedingung wahr</w:t>
+        <w:t>2</w:t>
+      </w:r>
+      <w:r>
+        <w:t>. Welche Methode wird in Unittest verwendet, um zu überprüfen, ob eine Bedingung wahr</w:t>
       </w:r>
       <w:r>
         <w:t xml:space="preserve"> </w:t>
@@ -1641,7 +1083,10 @@
     </w:p>
     <w:p>
       <w:r>
-        <w:t>4. Welche Art von Tests wird verwendet, um sicherzustellen, dass mehrere Komponenten einer</w:t>
+        <w:t>3</w:t>
+      </w:r>
+      <w:r>
+        <w:t>. Welche Art von Tests wird verwendet, um sicherzustellen, dass mehrere Komponenten einer</w:t>
       </w:r>
       <w:r>
         <w:t xml:space="preserve"> </w:t>
@@ -1700,60 +1145,10 @@
     </w:p>
     <w:p>
       <w:r>
-        <w:t>5. Welche der folgenden Aussagen über Pytest ist falsch?</w:t>
-      </w:r>
-    </w:p>
-    <w:p>
-      <w:pPr>
-        <w:pStyle w:val="ListParagraph"/>
-        <w:numPr>
-          <w:ilvl w:val="0"/>
-          <w:numId w:val="22"/>
-        </w:numPr>
-      </w:pPr>
-      <w:r>
-        <w:t>Pytest unterstützt die Testparameterisierung.</w:t>
-      </w:r>
-    </w:p>
-    <w:p>
-      <w:pPr>
-        <w:pStyle w:val="ListParagraph"/>
-        <w:numPr>
-          <w:ilvl w:val="0"/>
-          <w:numId w:val="22"/>
-        </w:numPr>
-      </w:pPr>
-      <w:r>
-        <w:t>Pytest kann keine Unittest-Testfälle ausführen.</w:t>
-      </w:r>
-    </w:p>
-    <w:p>
-      <w:pPr>
-        <w:pStyle w:val="ListParagraph"/>
-        <w:numPr>
-          <w:ilvl w:val="0"/>
-          <w:numId w:val="22"/>
-        </w:numPr>
-      </w:pPr>
-      <w:r>
-        <w:t>Pytest unterstützt die Erstellung einfacher Testfälle.</w:t>
-      </w:r>
-    </w:p>
-    <w:p>
-      <w:pPr>
-        <w:pStyle w:val="ListParagraph"/>
-        <w:numPr>
-          <w:ilvl w:val="0"/>
-          <w:numId w:val="22"/>
-        </w:numPr>
-      </w:pPr>
-      <w:r>
-        <w:t>Pytest verwendet Funktionen anstelle von Klassen für Testfälle.</w:t>
-      </w:r>
-    </w:p>
-    <w:p>
-      <w:r>
-        <w:t>6. Welche der folgenden Dokumentationsarten ist kein Teil einer guten Code-Dokumentation?</w:t>
+        <w:t>4</w:t>
+      </w:r>
+      <w:r>
+        <w:t>. Welche der folgenden Dokumentationsarten ist kein Teil einer guten Code-Dokumentation?</w:t>
       </w:r>
     </w:p>
     <w:p>
@@ -1806,61 +1201,10 @@
     </w:p>
     <w:p>
       <w:r>
-        <w:t>7. Was bedeutet das Zeichen "^" in einem regulären Ausdruck?</w:t>
-      </w:r>
-    </w:p>
-    <w:p>
-      <w:pPr>
-        <w:pStyle w:val="ListParagraph"/>
-        <w:numPr>
-          <w:ilvl w:val="0"/>
-          <w:numId w:val="26"/>
-        </w:numPr>
-      </w:pPr>
-      <w:r>
-        <w:lastRenderedPageBreak/>
-        <w:t>Wiederholung des vorherigen Zeichens</w:t>
-      </w:r>
-    </w:p>
-    <w:p>
-      <w:pPr>
-        <w:pStyle w:val="ListParagraph"/>
-        <w:numPr>
-          <w:ilvl w:val="0"/>
-          <w:numId w:val="26"/>
-        </w:numPr>
-      </w:pPr>
-      <w:r>
-        <w:t>Anfang der Zeichenkette</w:t>
-      </w:r>
-    </w:p>
-    <w:p>
-      <w:pPr>
-        <w:pStyle w:val="ListParagraph"/>
-        <w:numPr>
-          <w:ilvl w:val="0"/>
-          <w:numId w:val="26"/>
-        </w:numPr>
-      </w:pPr>
-      <w:r>
-        <w:t>Ende der Zeichenkette</w:t>
-      </w:r>
-    </w:p>
-    <w:p>
-      <w:pPr>
-        <w:pStyle w:val="ListParagraph"/>
-        <w:numPr>
-          <w:ilvl w:val="0"/>
-          <w:numId w:val="26"/>
-        </w:numPr>
-      </w:pPr>
-      <w:r>
-        <w:t>Jedes einzelne Zeichen</w:t>
-      </w:r>
-    </w:p>
-    <w:p>
-      <w:r>
-        <w:t>8. Welche Methode wird in Unittest verwendet, um auf Gleichheit zu prüfen?</w:t>
+        <w:t>5</w:t>
+      </w:r>
+      <w:r>
+        <w:t>. Welche Methode wird in Unittest verwendet, um auf Gleichheit zu prüfen?</w:t>
       </w:r>
     </w:p>
     <w:p>
@@ -1910,395 +1254,6 @@
       <w:r>
         <w:t>assertIn()</w:t>
       </w:r>
-    </w:p>
-    <w:p>
-      <w:r>
-        <w:t>9. Wie können Sie in Pytest mehrere Testfälle mit verschiedenen Parametern erstellen?</w:t>
-      </w:r>
-    </w:p>
-    <w:p>
-      <w:pPr>
-        <w:pStyle w:val="ListParagraph"/>
-        <w:numPr>
-          <w:ilvl w:val="0"/>
-          <w:numId w:val="30"/>
-        </w:numPr>
-      </w:pPr>
-      <w:r>
-        <w:t>Mit Testklassen</w:t>
-      </w:r>
-    </w:p>
-    <w:p>
-      <w:pPr>
-        <w:pStyle w:val="ListParagraph"/>
-        <w:numPr>
-          <w:ilvl w:val="0"/>
-          <w:numId w:val="30"/>
-        </w:numPr>
-      </w:pPr>
-      <w:r>
-        <w:t>Mit der Funktion pytest.mark.parametrize()</w:t>
-      </w:r>
-    </w:p>
-    <w:p>
-      <w:pPr>
-        <w:pStyle w:val="ListParagraph"/>
-        <w:numPr>
-          <w:ilvl w:val="0"/>
-          <w:numId w:val="30"/>
-        </w:numPr>
-      </w:pPr>
-      <w:r>
-        <w:t>Mit dem Modul unittest.mock</w:t>
-      </w:r>
-    </w:p>
-    <w:p>
-      <w:pPr>
-        <w:pStyle w:val="ListParagraph"/>
-        <w:numPr>
-          <w:ilvl w:val="0"/>
-          <w:numId w:val="30"/>
-        </w:numPr>
-      </w:pPr>
-      <w:r>
-        <w:t>Mit der Funktion pytest.fixture()</w:t>
-      </w:r>
-    </w:p>
-    <w:p>
-      <w:r>
-        <w:t>10. Was ist ein guter Ort, um die Dokumentation für eine Python-Anwendung zu</w:t>
-      </w:r>
-      <w:r>
-        <w:t xml:space="preserve"> </w:t>
-      </w:r>
-      <w:r>
-        <w:t>veröffentlichen?</w:t>
-      </w:r>
-    </w:p>
-    <w:p>
-      <w:pPr>
-        <w:pStyle w:val="ListParagraph"/>
-        <w:numPr>
-          <w:ilvl w:val="0"/>
-          <w:numId w:val="32"/>
-        </w:numPr>
-      </w:pPr>
-      <w:r>
-        <w:t>In einem privaten Blog</w:t>
-      </w:r>
-    </w:p>
-    <w:p>
-      <w:pPr>
-        <w:pStyle w:val="ListParagraph"/>
-        <w:numPr>
-          <w:ilvl w:val="0"/>
-          <w:numId w:val="32"/>
-        </w:numPr>
-      </w:pPr>
-      <w:r>
-        <w:t>In den Code-Kommentaren</w:t>
-      </w:r>
-    </w:p>
-    <w:p>
-      <w:pPr>
-        <w:pStyle w:val="ListParagraph"/>
-        <w:numPr>
-          <w:ilvl w:val="0"/>
-          <w:numId w:val="32"/>
-        </w:numPr>
-      </w:pPr>
-      <w:r>
-        <w:t>Auf einer Plattform wie Read the Docs</w:t>
-      </w:r>
-    </w:p>
-    <w:p>
-      <w:pPr>
-        <w:pStyle w:val="ListParagraph"/>
-        <w:numPr>
-          <w:ilvl w:val="0"/>
-          <w:numId w:val="32"/>
-        </w:numPr>
-      </w:pPr>
-      <w:r>
-        <w:t>In der internen Firmenwiki</w:t>
-      </w:r>
-    </w:p>
-    <w:p>
-      <w:pPr>
-        <w:rPr>
-          <w:lang w:val="en-US"/>
-        </w:rPr>
-      </w:pPr>
-      <w:r>
-        <w:rPr>
-          <w:lang w:val="en-US"/>
-        </w:rPr>
-        <w:br w:type="page"/>
-      </w:r>
-    </w:p>
-    <w:p>
-      <w:pPr>
-        <w:pStyle w:val="Heading1"/>
-      </w:pPr>
-      <w:r>
-        <w:lastRenderedPageBreak/>
-        <w:t>Ressourcen</w:t>
-      </w:r>
-    </w:p>
-    <w:p/>
-    <w:p>
-      <w:r>
-        <w:t>Hier nun die Verweise auf Lernquellen, die uns für diese Woche und ihre Inhalte geeignet erscheinen.</w:t>
-      </w:r>
-      <w:r>
-        <w:cr/>
-        <w:t>Je nachdem, welcher Lerntyp Sie sind, wählen Sie sich ihre bevorzugte Quelle, es ist nicht zwingend</w:t>
-      </w:r>
-      <w:r>
-        <w:cr/>
-        <w:t>notwendig alle durchgearbeitet zu haben. Allerdings sollten die Inhalte des Lernpfads angesprochen</w:t>
-      </w:r>
-      <w:r>
-        <w:t xml:space="preserve"> </w:t>
-      </w:r>
-      <w:r>
-        <w:t xml:space="preserve">und </w:t>
-      </w:r>
-      <w:r>
-        <w:t>v</w:t>
-      </w:r>
-      <w:r>
-        <w:t>erstanden worden sein.</w:t>
-      </w:r>
-    </w:p>
-    <w:p/>
-    <w:p>
-      <w:pPr>
-        <w:pStyle w:val="ListParagraph"/>
-        <w:numPr>
-          <w:ilvl w:val="0"/>
-          <w:numId w:val="35"/>
-        </w:numPr>
-      </w:pPr>
-      <w:r>
-        <w:rPr>
-          <w:b/>
-          <w:bCs/>
-        </w:rPr>
-        <w:t>Buch</w:t>
-      </w:r>
-      <w:r>
-        <w:t>: Programming Techniques using Python</w:t>
-      </w:r>
-    </w:p>
-    <w:p>
-      <w:pPr>
-        <w:ind w:left="708"/>
-      </w:pPr>
-      <w:r>
-        <w:t>Regular Expressions: Dieses Thema wird in "Kapitel 6: Python Regular Expressions"</w:t>
-      </w:r>
-      <w:r>
-        <w:t xml:space="preserve"> </w:t>
-      </w:r>
-      <w:r>
-        <w:t>behandelt.</w:t>
-      </w:r>
-    </w:p>
-    <w:p>
-      <w:pPr>
-        <w:pStyle w:val="ListParagraph"/>
-        <w:numPr>
-          <w:ilvl w:val="0"/>
-          <w:numId w:val="35"/>
-        </w:numPr>
-      </w:pPr>
-      <w:r>
-        <w:rPr>
-          <w:b/>
-          <w:bCs/>
-        </w:rPr>
-        <w:t>Buch</w:t>
-      </w:r>
-      <w:r>
-        <w:t>: Python Crash Course:</w:t>
-      </w:r>
-    </w:p>
-    <w:p>
-      <w:pPr>
-        <w:ind w:firstLine="708"/>
-      </w:pPr>
-      <w:r>
-        <w:t>Testen: „Kapitel 11: Testing your Code“</w:t>
-      </w:r>
-    </w:p>
-    <w:p>
-      <w:pPr>
-        <w:pStyle w:val="ListParagraph"/>
-        <w:numPr>
-          <w:ilvl w:val="0"/>
-          <w:numId w:val="35"/>
-        </w:numPr>
-      </w:pPr>
-      <w:r>
-        <w:rPr>
-          <w:b/>
-          <w:bCs/>
-        </w:rPr>
-        <w:t>Buch</w:t>
-      </w:r>
-      <w:r>
-        <w:t>: Python Unit Test Automation</w:t>
-      </w:r>
-    </w:p>
-    <w:p>
-      <w:pPr>
-        <w:ind w:left="708"/>
-      </w:pPr>
-      <w:r>
-        <w:t>Alles über Testen</w:t>
-      </w:r>
-    </w:p>
-    <w:p>
-      <w:pPr>
-        <w:pStyle w:val="ListParagraph"/>
-        <w:numPr>
-          <w:ilvl w:val="0"/>
-          <w:numId w:val="35"/>
-        </w:numPr>
-      </w:pPr>
-      <w:r>
-        <w:rPr>
-          <w:b/>
-          <w:bCs/>
-        </w:rPr>
-        <w:t>Buch</w:t>
-      </w:r>
-      <w:r>
-        <w:t>: Publishing Python Package</w:t>
-      </w:r>
-    </w:p>
-    <w:p>
-      <w:pPr>
-        <w:ind w:firstLine="708"/>
-      </w:pPr>
-      <w:r>
-        <w:t>Dokumentation: Kapitel 8</w:t>
-      </w:r>
-    </w:p>
-    <w:p>
-      <w:pPr>
-        <w:ind w:firstLine="708"/>
-      </w:pPr>
-      <w:r>
-        <w:t>Testen: Kapitel 5</w:t>
-      </w:r>
-    </w:p>
-    <w:p>
-      <w:pPr>
-        <w:pStyle w:val="ListParagraph"/>
-        <w:numPr>
-          <w:ilvl w:val="0"/>
-          <w:numId w:val="35"/>
-        </w:numPr>
-      </w:pPr>
-      <w:r>
-        <w:rPr>
-          <w:b/>
-          <w:bCs/>
-        </w:rPr>
-        <w:t>Video</w:t>
-      </w:r>
-      <w:r>
-        <w:t>:</w:t>
-      </w:r>
-    </w:p>
-    <w:p>
-      <w:pPr>
-        <w:pStyle w:val="ListParagraph"/>
-        <w:numPr>
-          <w:ilvl w:val="1"/>
-          <w:numId w:val="35"/>
-        </w:numPr>
-      </w:pPr>
-      <w:r>
-        <w:t>Regular Expressions</w:t>
-      </w:r>
-    </w:p>
-    <w:p>
-      <w:pPr>
-        <w:pStyle w:val="ListParagraph"/>
-        <w:numPr>
-          <w:ilvl w:val="1"/>
-          <w:numId w:val="35"/>
-        </w:numPr>
-      </w:pPr>
-      <w:r>
-        <w:t>Regular Expressions in Python</w:t>
-      </w:r>
-    </w:p>
-    <w:p>
-      <w:pPr>
-        <w:pStyle w:val="ListParagraph"/>
-        <w:numPr>
-          <w:ilvl w:val="0"/>
-          <w:numId w:val="35"/>
-        </w:numPr>
-      </w:pPr>
-      <w:r>
-        <w:rPr>
-          <w:b/>
-          <w:bCs/>
-        </w:rPr>
-        <w:t>Lab and Course</w:t>
-      </w:r>
-      <w:r>
-        <w:t>:</w:t>
-      </w:r>
-    </w:p>
-    <w:p>
-      <w:pPr>
-        <w:pStyle w:val="ListParagraph"/>
-        <w:numPr>
-          <w:ilvl w:val="1"/>
-          <w:numId w:val="35"/>
-        </w:numPr>
-        <w:rPr>
-          <w:lang w:val="en-US"/>
-        </w:rPr>
-      </w:pPr>
-      <w:r>
-        <w:rPr>
-          <w:lang w:val="en-US"/>
-        </w:rPr>
-        <w:t>Course: Get started with testing in Python</w:t>
-      </w:r>
-    </w:p>
-    <w:p>
-      <w:pPr>
-        <w:pStyle w:val="ListParagraph"/>
-        <w:numPr>
-          <w:ilvl w:val="1"/>
-          <w:numId w:val="35"/>
-        </w:numPr>
-        <w:rPr>
-          <w:lang w:val="en-US"/>
-        </w:rPr>
-      </w:pPr>
-      <w:r>
-        <w:rPr>
-          <w:lang w:val="en-US"/>
-        </w:rPr>
-        <w:t xml:space="preserve">Course: Python Unit Testing: Testing Python Code Using </w:t>
-      </w:r>
-      <w:proofErr w:type="spellStart"/>
-      <w:r>
-        <w:rPr>
-          <w:lang w:val="en-US"/>
-        </w:rPr>
-        <w:t>pytest</w:t>
-      </w:r>
-      <w:proofErr w:type="spellEnd"/>
     </w:p>
     <w:sectPr>
       <w:pgSz w:w="11906" w:h="16838"/>
@@ -2311,7 +1266,7 @@
 </file>
 
 <file path=word/numbering.xml><?xml version="1.0" encoding="utf-8"?>
-<w:numbering xmlns:wpc="http://schemas.microsoft.com/office/word/2010/wordprocessingCanvas" xmlns:cx="http://schemas.microsoft.com/office/drawing/2014/chartex" xmlns:cx1="http://schemas.microsoft.com/office/drawing/2015/9/8/chartex" xmlns:cx2="http://schemas.microsoft.com/office/drawing/2015/10/21/chartex" xmlns:cx3="http://schemas.microsoft.com/office/drawing/2016/5/9/chartex" xmlns:cx4="http://schemas.microsoft.com/office/drawing/2016/5/10/chartex" xmlns:cx5="http://schemas.microsoft.com/office/drawing/2016/5/11/chartex" xmlns:cx6="http://schemas.microsoft.com/office/drawing/2016/5/12/chartex" xmlns:cx7="http://schemas.microsoft.com/office/drawing/2016/5/13/chartex" xmlns:cx8="http://schemas.microsoft.com/office/drawing/2016/5/14/chartex" xmlns:mc="http://schemas.openxmlformats.org/markup-compatibility/2006" xmlns:aink="http://schemas.microsoft.com/office/drawing/2016/ink" xmlns:am3d="http://schemas.microsoft.com/office/drawing/2017/model3d" xmlns:o="urn:schemas-microsoft-com:office:office" xmlns:oel="http://schemas.microsoft.com/office/2019/extlst" xmlns:r="http://schemas.openxmlformats.org/officeDocument/2006/relationships" xmlns:m="http://schemas.openxmlformats.org/officeDocument/2006/math" xmlns:v="urn:schemas-microsoft-com:vml" xmlns:wp14="http://schemas.microsoft.com/office/word/2010/wordprocessingDrawing" xmlns:wp="http://schemas.openxmlformats.org/drawingml/2006/wordprocessingDrawing" xmlns:w10="urn:schemas-microsoft-com:office:word" xmlns:w="http://schemas.openxmlformats.org/wordprocessingml/2006/main" xmlns:w14="http://schemas.microsoft.com/office/word/2010/wordml" xmlns:w15="http://schemas.microsoft.com/office/word/2012/wordml" xmlns:w16cex="http://schemas.microsoft.com/office/word/2018/wordml/cex" xmlns:w16cid="http://schemas.microsoft.com/office/word/2016/wordml/cid" xmlns:w16="http://schemas.microsoft.com/office/word/2018/wordml" xmlns:w16du="http://schemas.microsoft.com/office/word/2023/wordml/word16du" xmlns:w16sdtdh="http://schemas.microsoft.com/office/word/2020/wordml/sdtdatahash" xmlns:w16se="http://schemas.microsoft.com/office/word/2015/wordml/symex" xmlns:wpg="http://schemas.microsoft.com/office/word/2010/wordprocessingGroup" xmlns:wpi="http://schemas.microsoft.com/office/word/2010/wordprocessingInk" xmlns:wne="http://schemas.microsoft.com/office/word/2006/wordml" xmlns:wps="http://schemas.microsoft.com/office/word/2010/wordprocessingShape" mc:Ignorable="w14 w15 w16se w16cid w16 w16cex w16sdtdh w16du wp14">
+<w:numbering xmlns:wpc="http://schemas.microsoft.com/office/word/2010/wordprocessingCanvas" xmlns:cx="http://schemas.microsoft.com/office/drawing/2014/chartex" xmlns:cx1="http://schemas.microsoft.com/office/drawing/2015/9/8/chartex" xmlns:cx2="http://schemas.microsoft.com/office/drawing/2015/10/21/chartex" xmlns:cx3="http://schemas.microsoft.com/office/drawing/2016/5/9/chartex" xmlns:cx4="http://schemas.microsoft.com/office/drawing/2016/5/10/chartex" xmlns:cx5="http://schemas.microsoft.com/office/drawing/2016/5/11/chartex" xmlns:cx6="http://schemas.microsoft.com/office/drawing/2016/5/12/chartex" xmlns:cx7="http://schemas.microsoft.com/office/drawing/2016/5/13/chartex" xmlns:cx8="http://schemas.microsoft.com/office/drawing/2016/5/14/chartex" xmlns:mc="http://schemas.openxmlformats.org/markup-compatibility/2006" xmlns:aink="http://schemas.microsoft.com/office/drawing/2016/ink" xmlns:am3d="http://schemas.microsoft.com/office/drawing/2017/model3d" xmlns:o="urn:schemas-microsoft-com:office:office" xmlns:oel="http://schemas.microsoft.com/office/2019/extlst" xmlns:r="http://schemas.openxmlformats.org/officeDocument/2006/relationships" xmlns:m="http://schemas.openxmlformats.org/officeDocument/2006/math" xmlns:v="urn:schemas-microsoft-com:vml" xmlns:wp14="http://schemas.microsoft.com/office/word/2010/wordprocessingDrawing" xmlns:wp="http://schemas.openxmlformats.org/drawingml/2006/wordprocessingDrawing" xmlns:w10="urn:schemas-microsoft-com:office:word" xmlns:w="http://schemas.openxmlformats.org/wordprocessingml/2006/main" xmlns:w14="http://schemas.microsoft.com/office/word/2010/wordml" xmlns:w15="http://schemas.microsoft.com/office/word/2012/wordml" xmlns:w16cex="http://schemas.microsoft.com/office/word/2018/wordml/cex" xmlns:w16cid="http://schemas.microsoft.com/office/word/2016/wordml/cid" xmlns:w16="http://schemas.microsoft.com/office/word/2018/wordml" xmlns:w16du="http://schemas.microsoft.com/office/word/2023/wordml/word16du" xmlns:w16sdtdh="http://schemas.microsoft.com/office/word/2020/wordml/sdtdatahash" xmlns:w16sdtfl="http://schemas.microsoft.com/office/word/2024/wordml/sdtformatlock" xmlns:w16se="http://schemas.microsoft.com/office/word/2015/wordml/symex" xmlns:wpg="http://schemas.microsoft.com/office/word/2010/wordprocessingGroup" xmlns:wpi="http://schemas.microsoft.com/office/word/2010/wordprocessingInk" xmlns:wne="http://schemas.microsoft.com/office/word/2006/wordml" xmlns:wps="http://schemas.microsoft.com/office/word/2010/wordprocessingShape" mc:Ignorable="w14 w15 w16se w16cid w16 w16cex w16sdtdh w16sdtfl w16du wp14">
   <w:abstractNum w:abstractNumId="0" w15:restartNumberingAfterBreak="0">
     <w:nsid w:val="0E52034A"/>
     <w:multiLevelType w:val="hybridMultilevel"/>
@@ -5842,7 +4797,7 @@
 </file>
 
 <file path=word/styles.xml><?xml version="1.0" encoding="utf-8"?>
-<w:styles xmlns:mc="http://schemas.openxmlformats.org/markup-compatibility/2006" xmlns:r="http://schemas.openxmlformats.org/officeDocument/2006/relationships" xmlns:w="http://schemas.openxmlformats.org/wordprocessingml/2006/main" xmlns:w14="http://schemas.microsoft.com/office/word/2010/wordml" xmlns:w15="http://schemas.microsoft.com/office/word/2012/wordml" xmlns:w16cex="http://schemas.microsoft.com/office/word/2018/wordml/cex" xmlns:w16cid="http://schemas.microsoft.com/office/word/2016/wordml/cid" xmlns:w16="http://schemas.microsoft.com/office/word/2018/wordml" xmlns:w16du="http://schemas.microsoft.com/office/word/2023/wordml/word16du" xmlns:w16sdtdh="http://schemas.microsoft.com/office/word/2020/wordml/sdtdatahash" xmlns:w16se="http://schemas.microsoft.com/office/word/2015/wordml/symex" mc:Ignorable="w14 w15 w16se w16cid w16 w16cex w16sdtdh w16du">
+<w:styles xmlns:mc="http://schemas.openxmlformats.org/markup-compatibility/2006" xmlns:r="http://schemas.openxmlformats.org/officeDocument/2006/relationships" xmlns:w="http://schemas.openxmlformats.org/wordprocessingml/2006/main" xmlns:w14="http://schemas.microsoft.com/office/word/2010/wordml" xmlns:w15="http://schemas.microsoft.com/office/word/2012/wordml" xmlns:w16cex="http://schemas.microsoft.com/office/word/2018/wordml/cex" xmlns:w16cid="http://schemas.microsoft.com/office/word/2016/wordml/cid" xmlns:w16="http://schemas.microsoft.com/office/word/2018/wordml" xmlns:w16du="http://schemas.microsoft.com/office/word/2023/wordml/word16du" xmlns:w16sdtdh="http://schemas.microsoft.com/office/word/2020/wordml/sdtdatahash" xmlns:w16sdtfl="http://schemas.microsoft.com/office/word/2024/wordml/sdtformatlock" xmlns:w16se="http://schemas.microsoft.com/office/word/2015/wordml/symex" mc:Ignorable="w14 w15 w16se w16cid w16 w16cex w16sdtdh w16sdtfl w16du">
   <w:docDefaults>
     <w:rPrDefault>
       <w:rPr>
